--- a/docs/USER.docx
+++ b/docs/USER.docx
@@ -1,6 +1,6 @@
 
 <file path=word/document.xml><?xml version="1.0" encoding="utf-8"?>
-<w:document xmlns:wpc="http://schemas.microsoft.com/office/word/2010/wordprocessingCanvas" xmlns:mo="http://schemas.microsoft.com/office/mac/office/2008/main" xmlns:mc="http://schemas.openxmlformats.org/markup-compatibility/2006" xmlns:mv="urn:schemas-microsoft-com:mac:vml" xmlns:o="urn:schemas-microsoft-com:office:office" xmlns:r="http://schemas.openxmlformats.org/officeDocument/2006/relationships" xmlns:m="http://schemas.openxmlformats.org/officeDocument/2006/math" xmlns:v="urn:schemas-microsoft-com:vml" xmlns:wp14="http://schemas.microsoft.com/office/word/2010/wordprocessingDrawing" xmlns:wp="http://schemas.openxmlformats.org/drawingml/2006/wordprocessingDrawing" xmlns:w10="urn:schemas-microsoft-com:office:word" xmlns:w="http://schemas.openxmlformats.org/wordprocessingml/2006/main" xmlns:w14="http://schemas.microsoft.com/office/word/2010/wordml" xmlns:wpg="http://schemas.microsoft.com/office/word/2010/wordprocessingGroup" xmlns:wpi="http://schemas.microsoft.com/office/word/2010/wordprocessingInk" xmlns:wne="http://schemas.microsoft.com/office/word/2006/wordml" xmlns:wps="http://schemas.microsoft.com/office/word/2010/wordprocessingShape" mc:Ignorable="w14 wp14">
+<w:document xmlns:mc="http://schemas.openxmlformats.org/markup-compatibility/2006" xmlns:w="http://schemas.openxmlformats.org/wordprocessingml/2006/main" xmlns:wpc="http://schemas.microsoft.com/office/word/2010/wordprocessingCanvas" xmlns:mo="http://schemas.microsoft.com/office/mac/office/2008/main" xmlns:mv="urn:schemas-microsoft-com:mac:vml" xmlns:o="urn:schemas-microsoft-com:office:office" xmlns:r="http://schemas.openxmlformats.org/officeDocument/2006/relationships" xmlns:m="http://schemas.openxmlformats.org/officeDocument/2006/math" xmlns:v="urn:schemas-microsoft-com:vml" xmlns:wp14="http://schemas.microsoft.com/office/word/2010/wordprocessingDrawing" xmlns:wp="http://schemas.openxmlformats.org/drawingml/2006/wordprocessingDrawing" xmlns:w10="urn:schemas-microsoft-com:office:word" xmlns:w14="http://schemas.microsoft.com/office/word/2010/wordml" xmlns:wpg="http://schemas.microsoft.com/office/word/2010/wordprocessingGroup" xmlns:wpi="http://schemas.microsoft.com/office/word/2010/wordprocessingInk" xmlns:wne="http://schemas.microsoft.com/office/word/2006/wordml" xmlns:wps="http://schemas.microsoft.com/office/word/2010/wordprocessingShape" mc:Ignorable="w14 wp14">
   <w:body>
     <w:p>
       <w:pPr>
@@ -164,7 +164,7 @@
           <w:rFonts w:ascii="Consolas" w:hAnsi="Consolas" w:eastAsia="맑은 고딕"/>
           <w:sz w:val="18"/>
         </w:rPr>
-        <w:t>curl -s localhost:8088/jobs -H 'content-type: application/json' -d '{</w:t>
+        <w:t xml:space="preserve">curl -s localhost:8088/jobs -H 'content-type: application/json' --data-binary @- &lt;&lt;'JSON'</w:t>
       </w:r>
     </w:p>
     <w:p>
@@ -176,7 +176,7 @@
           <w:rFonts w:ascii="Consolas" w:hAnsi="Consolas" w:eastAsia="맑은 고딕"/>
           <w:sz w:val="18"/>
         </w:rPr>
-        <w:t xml:space="preserve">  "sql": "SELECT user_id, amount, dt FROM sales WHERE dt IN ('2026-01-01','2026-01-02') AND region='KR'",</w:t>
+        <w:t xml:space="preserve">{</w:t>
       </w:r>
     </w:p>
     <w:p>
@@ -188,7 +188,7 @@
           <w:rFonts w:ascii="Consolas" w:hAnsi="Consolas" w:eastAsia="맑은 고딕"/>
           <w:sz w:val="18"/>
         </w:rPr>
-        <w:t xml:space="preserve">  "partition_column": "dt",</w:t>
+        <w:t xml:space="preserve">  "sql": "SELECT user_id, amount, dt FROM sales WHERE dt IN ('2026-01-01','2026-01-02') AND region='KR'",</w:t>
       </w:r>
     </w:p>
     <w:p>
@@ -200,7 +200,7 @@
           <w:rFonts w:ascii="Consolas" w:hAnsi="Consolas" w:eastAsia="맑은 고딕"/>
           <w:sz w:val="18"/>
         </w:rPr>
-        <w:t xml:space="preserve">  "target_table": "public.sales_mirror",</w:t>
+        <w:t xml:space="preserve">  "partition_column": "dt",</w:t>
       </w:r>
     </w:p>
     <w:p>
@@ -212,7 +212,7 @@
           <w:rFonts w:ascii="Consolas" w:hAnsi="Consolas" w:eastAsia="맑은 고딕"/>
           <w:sz w:val="18"/>
         </w:rPr>
-        <w:t xml:space="preserve">  "parallelism": 2</w:t>
+        <w:t xml:space="preserve">  "target_table": "public.sales_mirror",</w:t>
       </w:r>
     </w:p>
     <w:p>
@@ -224,7 +224,31 @@
           <w:rFonts w:ascii="Consolas" w:hAnsi="Consolas" w:eastAsia="맑은 고딕"/>
           <w:sz w:val="18"/>
         </w:rPr>
-        <w:t>}'</w:t>
+        <w:t xml:space="preserve">  "parallelism": 2</w:t>
+      </w:r>
+    </w:p>
+    <w:p>
+      <w:pPr>
+        <w:spacing w:after="0" w:before="0"/>
+      </w:pPr>
+      <w:r>
+        <w:rPr>
+          <w:rFonts w:ascii="Consolas" w:hAnsi="Consolas" w:eastAsia="맑은 고딕"/>
+          <w:sz w:val="18"/>
+        </w:rPr>
+        <w:t xml:space="preserve">}</w:t>
+      </w:r>
+    </w:p>
+    <w:p>
+      <w:pPr>
+        <w:spacing w:after="0" w:before="0"/>
+      </w:pPr>
+      <w:r>
+        <w:rPr>
+          <w:rFonts w:ascii="Consolas" w:hAnsi="Consolas" w:eastAsia="맑은 고딕"/>
+          <w:sz w:val="18"/>
+        </w:rPr>
+        <w:t xml:space="preserve">JSON</w:t>
       </w:r>
     </w:p>
     <w:p>
@@ -245,72 +269,7 @@
         <w:rPr>
           <w:b w:val="0"/>
         </w:rPr>
-        <w:t xml:space="preserve">여기서 </w:t>
-      </w:r>
-      <w:r>
-        <w:rPr>
-          <w:rFonts w:ascii="Consolas" w:hAnsi="Consolas" w:eastAsia="맑은 고딕"/>
-          <w:b w:val="0"/>
-        </w:rPr>
-        <w:t>partition_column</w:t>
-      </w:r>
-      <w:r>
-        <w:rPr>
-          <w:b w:val="0"/>
-        </w:rPr>
-        <w:t xml:space="preserve"> 은 </w:t>
-      </w:r>
-      <w:r>
-        <w:rPr>
-          <w:rFonts w:ascii="Consolas" w:hAnsi="Consolas" w:eastAsia="맑은 고딕"/>
-          <w:b w:val="0"/>
-        </w:rPr>
-        <w:t>IN</w:t>
-      </w:r>
-      <w:r>
-        <w:rPr>
-          <w:b w:val="0"/>
-        </w:rPr>
-        <w:t xml:space="preserve"> 목록으로 나눌 기준 컬럼이다. 위 요청은 </w:t>
-      </w:r>
-      <w:r>
-        <w:rPr>
-          <w:rFonts w:ascii="Consolas" w:hAnsi="Consolas" w:eastAsia="맑은 고딕"/>
-          <w:b w:val="0"/>
-        </w:rPr>
-        <w:t>dt IN ('2026-01-01', '2026-01-02')</w:t>
-      </w:r>
-      <w:r>
-        <w:rPr>
-          <w:b w:val="0"/>
-        </w:rPr>
-        <w:t xml:space="preserve"> 를 두 task 로 갈라 각각 하루씩 읽는다. 그러므로 이 컬럼에 대한 </w:t>
-      </w:r>
-      <w:r>
-        <w:rPr>
-          <w:rFonts w:ascii="Consolas" w:hAnsi="Consolas" w:eastAsia="맑은 고딕"/>
-          <w:b w:val="0"/>
-        </w:rPr>
-        <w:t>IN</w:t>
-      </w:r>
-      <w:r>
-        <w:rPr>
-          <w:b w:val="0"/>
-        </w:rPr>
-        <w:t xml:space="preserve"> 절이 SQL 안에 반드시 있어야 하고, 값이 </w:t>
-      </w:r>
-      <w:r>
-        <w:rPr>
-          <w:rFonts w:ascii="Consolas" w:hAnsi="Consolas" w:eastAsia="맑은 고딕"/>
-          <w:b w:val="0"/>
-        </w:rPr>
-        <w:t>parallelism</w:t>
-      </w:r>
-      <w:r>
-        <w:rPr>
-          <w:b w:val="0"/>
-        </w:rPr>
-        <w:t xml:space="preserve"> 보다 적으면 그만큼만 나뉜다.</w:t>
+        <w:t xml:space="preserve">여기서 partition_column 은 IN 목록으로 나눌 기준 컬럼이다. 위 요청은 dt IN ('2026-01-01', '2026-01-02') 를 두 task 로 갈라 각각 하루씩 읽는다. 그러므로 이 컬럼에 대한 IN 절이 SQL 안에 반드시 있어야 한다. 중복 값은 한 번만 배정하며, 고유 값이 parallelism보다 적으면 task 수도 줄어든다. 파티션 조건을 우회하는 OR나 부정 조건은 UNSAFE_PARTITION_PREDICATE로 거절한다. 복합 쿼리는 분할 결과를 합쳐도 원본 결과가 유지되는지 별도로 확인해야 한다.</w:t>
       </w:r>
     </w:p>
     <w:p>
@@ -456,111 +415,7 @@
         <w:rPr>
           <w:b w:val="0"/>
         </w:rPr>
-        <w:t xml:space="preserve">파싱과 관련된 두 필드도 알아 둘 만하다. </w:t>
-      </w:r>
-      <w:r>
-        <w:rPr>
-          <w:rFonts w:ascii="Consolas" w:hAnsi="Consolas" w:eastAsia="맑은 고딕"/>
-          <w:b w:val="0"/>
-        </w:rPr>
-        <w:t>sql_dialect</w:t>
-      </w:r>
-      <w:r>
-        <w:rPr>
-          <w:b w:val="0"/>
-        </w:rPr>
-        <w:t xml:space="preserve"> 는 SQL 을 해석할 방언(dialect)이며 기본값은 </w:t>
-      </w:r>
-      <w:r>
-        <w:rPr>
-          <w:rFonts w:ascii="Consolas" w:hAnsi="Consolas" w:eastAsia="맑은 고딕"/>
-          <w:b w:val="0"/>
-        </w:rPr>
-        <w:t>hive</w:t>
-      </w:r>
-      <w:r>
-        <w:rPr>
-          <w:b w:val="0"/>
-        </w:rPr>
-        <w:t xml:space="preserve"> 다. </w:t>
-      </w:r>
-      <w:r>
-        <w:rPr>
-          <w:rFonts w:ascii="Consolas" w:hAnsi="Consolas" w:eastAsia="맑은 고딕"/>
-          <w:b w:val="0"/>
-        </w:rPr>
-        <w:t>strict_validation</w:t>
-      </w:r>
-      <w:r>
-        <w:rPr>
-          <w:b w:val="0"/>
-        </w:rPr>
-        <w:t xml:space="preserve"> 은 기본값이 </w:t>
-      </w:r>
-      <w:r>
-        <w:rPr>
-          <w:rFonts w:ascii="Consolas" w:hAnsi="Consolas" w:eastAsia="맑은 고딕"/>
-          <w:b w:val="0"/>
-        </w:rPr>
-        <w:t>true</w:t>
-      </w:r>
-      <w:r>
-        <w:rPr>
-          <w:b w:val="0"/>
-        </w:rPr>
-        <w:t xml:space="preserve"> 로 단순한 SELECT 만 받는데, JOIN 이나 서브쿼리, GROUP BY 가 섞인 복합 쿼리를 보내려면 </w:t>
-      </w:r>
-      <w:r>
-        <w:rPr>
-          <w:rFonts w:ascii="Consolas" w:hAnsi="Consolas" w:eastAsia="맑은 고딕"/>
-          <w:b w:val="0"/>
-        </w:rPr>
-        <w:t>false</w:t>
-      </w:r>
-      <w:r>
-        <w:rPr>
-          <w:b w:val="0"/>
-        </w:rPr>
-        <w:t xml:space="preserve"> 로 둔다. 그러면 파티션 </w:t>
-      </w:r>
-      <w:r>
-        <w:rPr>
-          <w:rFonts w:ascii="Consolas" w:hAnsi="Consolas" w:eastAsia="맑은 고딕"/>
-          <w:b w:val="0"/>
-        </w:rPr>
-        <w:t>IN</w:t>
-      </w:r>
-      <w:r>
-        <w:rPr>
-          <w:b w:val="0"/>
-        </w:rPr>
-        <w:t xml:space="preserve"> 절을 쿼리 트리 어디에 있든 찾아 나눈다. 소스가 Impala 라면 </w:t>
-      </w:r>
-      <w:r>
-        <w:rPr>
-          <w:rFonts w:ascii="Consolas" w:hAnsi="Consolas" w:eastAsia="맑은 고딕"/>
-          <w:b w:val="0"/>
-        </w:rPr>
-        <w:t>impala_query_options</w:t>
-      </w:r>
-      <w:r>
-        <w:rPr>
-          <w:b w:val="0"/>
-        </w:rPr>
-        <w:t xml:space="preserve"> 로 그 작업에만 적용할 SET 옵션을 넘길 수 있다(예: </w:t>
-      </w:r>
-      <w:r>
-        <w:rPr>
-          <w:rFonts w:ascii="Consolas" w:hAnsi="Consolas" w:eastAsia="맑은 고딕"/>
-          <w:b w:val="0"/>
-        </w:rPr>
-        <w:t>{"MEM_LIMIT": "2g", "REQUEST_POOL": "etl"}</w:t>
-      </w:r>
-      <w:r>
-        <w:rPr>
-          <w:b w:val="0"/>
-        </w:rPr>
-        <w:t>). 이 옵션은 소스 SELECT 에만 붙고 Greenplum 쪽 INSERT 에는 영향을 주지 않는다.</w:t>
+        <w:t xml:space="preserve">파싱과 관련된 두 필드도 알아 둘 만하다. sql_dialect 는 SQL 을 해석할 방언(dialect)이며 기본값은 hive 다. strict_validation 은 기본값이 true 로 단순한 SELECT 만 받는데, JOIN 이나 서브쿼리, GROUP BY 가 섞인 복합 쿼리를 보내려면 false 로 둔다. 그러면 중첩 SELECT의 WHERE에 있는 파티션 IN도 찾는다. 다만 분할 조건을 우회하는 OR·NOT·값 표현식은 허용하지 않는다. 소스가 Impala 라면 impala_query_options 로 그 작업에만 적용할 SET 옵션을 넘길 수 있다(예: {"MEM_LIMIT": "2g", "REQUEST_POOL": "etl"}). 이 옵션은 소스 SELECT 에만 붙고 Greenplum 쪽 INSERT 에는 영향을 주지 않는다.</w:t>
       </w:r>
     </w:p>
     <w:p>
@@ -713,7 +568,7 @@
           <w:rFonts w:ascii="Consolas" w:hAnsi="Consolas" w:eastAsia="맑은 고딕"/>
           <w:sz w:val="18"/>
         </w:rPr>
-        <w:t xml:space="preserve">  -d '{...}'</w:t>
+        <w:t xml:space="preserve">-d @job.json</w:t>
       </w:r>
     </w:p>
     <w:p/>
@@ -1053,13 +908,7 @@
           <w:rFonts w:ascii="Consolas" w:hAnsi="Consolas" w:eastAsia="맑은 고딕"/>
           <w:b w:val="0"/>
         </w:rPr>
-        <w:t>write_mode: overwrite_partitions</w:t>
-      </w:r>
-      <w:r>
-        <w:rPr>
-          <w:b w:val="0"/>
-        </w:rPr>
-        <w:t xml:space="preserve"> 를 지원하므로 재실행 멱등이 성립한다.</w:t>
+        <w:t xml:space="preserve">write_mode: overwrite_partitions는 파티션 DELETE와 COPY를 같은 트랜잭션에서 수행한다. 소스 범위와 삭제 범위가 일치하고 같은 파티션의 실행이 겹치지 않을 때 재실행 중복을 막는다.</w:t>
       </w:r>
     </w:p>
     <w:p>
@@ -2120,7 +1969,7 @@
           <w:rFonts w:ascii="Consolas" w:hAnsi="Consolas" w:eastAsia="맑은 고딕"/>
           <w:sz w:val="18"/>
         </w:rPr>
-        <w:t>curl -s localhost:8088/jobs -H 'content-type: application/json' -d '{</w:t>
+        <w:t xml:space="preserve">curl -s localhost:8088/jobs -H 'content-type: application/json' --data-binary @- &lt;&lt;'JSON'</w:t>
       </w:r>
     </w:p>
     <w:p>
@@ -2132,7 +1981,7 @@
           <w:rFonts w:ascii="Consolas" w:hAnsi="Consolas" w:eastAsia="맑은 고딕"/>
           <w:sz w:val="18"/>
         </w:rPr>
-        <w:t xml:space="preserve">  "template_id": "sales_migration",</w:t>
+        <w:t xml:space="preserve">{</w:t>
       </w:r>
     </w:p>
     <w:p>
@@ -2144,7 +1993,7 @@
           <w:rFonts w:ascii="Consolas" w:hAnsi="Consolas" w:eastAsia="맑은 고딕"/>
           <w:sz w:val="18"/>
         </w:rPr>
-        <w:t xml:space="preserve">  "params": {"start_dt": "2026-07-01", "end_dt": "2026-07-07", "regions": ["KR"]},</w:t>
+        <w:t xml:space="preserve">  "template_id": "sales_migration",</w:t>
       </w:r>
     </w:p>
     <w:p>
@@ -2156,7 +2005,7 @@
           <w:rFonts w:ascii="Consolas" w:hAnsi="Consolas" w:eastAsia="맑은 고딕"/>
           <w:sz w:val="18"/>
         </w:rPr>
-        <w:t xml:space="preserve">  "parallelism": 4</w:t>
+        <w:t xml:space="preserve">  "params": {"start_dt": "2026-07-01", "end_dt": "2026-07-07", "regions": ["KR"]},</w:t>
       </w:r>
     </w:p>
     <w:p>
@@ -2168,7 +2017,31 @@
           <w:rFonts w:ascii="Consolas" w:hAnsi="Consolas" w:eastAsia="맑은 고딕"/>
           <w:sz w:val="18"/>
         </w:rPr>
-        <w:t>}'</w:t>
+        <w:t xml:space="preserve">  "parallelism": 4</w:t>
+      </w:r>
+    </w:p>
+    <w:p>
+      <w:pPr>
+        <w:spacing w:after="0" w:before="0"/>
+      </w:pPr>
+      <w:r>
+        <w:rPr>
+          <w:rFonts w:ascii="Consolas" w:hAnsi="Consolas" w:eastAsia="맑은 고딕"/>
+          <w:sz w:val="18"/>
+        </w:rPr>
+        <w:t xml:space="preserve">}</w:t>
+      </w:r>
+    </w:p>
+    <w:p>
+      <w:pPr>
+        <w:spacing w:after="0" w:before="0"/>
+      </w:pPr>
+      <w:r>
+        <w:rPr>
+          <w:rFonts w:ascii="Consolas" w:hAnsi="Consolas" w:eastAsia="맑은 고딕"/>
+          <w:sz w:val="18"/>
+        </w:rPr>
+        <w:t xml:space="preserve">JSON</w:t>
       </w:r>
     </w:p>
     <w:p/>
@@ -3519,111 +3392,7 @@
         <w:rPr>
           <w:b w:val="0"/>
         </w:rPr>
-        <w:t xml:space="preserve">상태는 </w:t>
-      </w:r>
-      <w:r>
-        <w:rPr>
-          <w:rFonts w:ascii="Consolas" w:hAnsi="Consolas" w:eastAsia="맑은 고딕"/>
-          <w:b w:val="0"/>
-        </w:rPr>
-        <w:t>PENDING</w:t>
-      </w:r>
-      <w:r>
-        <w:rPr>
-          <w:b w:val="0"/>
-        </w:rPr>
-        <w:t xml:space="preserve"> 으로 시작한다. 접수는 됐지만 실행 슬롯을 기다리는 중이라는 뜻이다. 슬롯을 잡으면 </w:t>
-      </w:r>
-      <w:r>
-        <w:rPr>
-          <w:rFonts w:ascii="Consolas" w:hAnsi="Consolas" w:eastAsia="맑은 고딕"/>
-          <w:b w:val="0"/>
-        </w:rPr>
-        <w:t>SPLITTING</w:t>
-      </w:r>
-      <w:r>
-        <w:rPr>
-          <w:b w:val="0"/>
-        </w:rPr>
-        <w:t xml:space="preserve"> 으로 넘어가 쿼리를 검증하고 task 로 나누며, 그다음 </w:t>
-      </w:r>
-      <w:r>
-        <w:rPr>
-          <w:rFonts w:ascii="Consolas" w:hAnsi="Consolas" w:eastAsia="맑은 고딕"/>
-          <w:b w:val="0"/>
-        </w:rPr>
-        <w:t>RUNNING</w:t>
-      </w:r>
-      <w:r>
-        <w:rPr>
-          <w:b w:val="0"/>
-        </w:rPr>
-        <w:t xml:space="preserve"> 에서 executor 들이 task 를 실행한다. 종료 상태는 넷이다. </w:t>
-      </w:r>
-      <w:r>
-        <w:rPr>
-          <w:rFonts w:ascii="Consolas" w:hAnsi="Consolas" w:eastAsia="맑은 고딕"/>
-          <w:b w:val="0"/>
-        </w:rPr>
-        <w:t>DONE</w:t>
-      </w:r>
-      <w:r>
-        <w:rPr>
-          <w:b w:val="0"/>
-        </w:rPr>
-        <w:t xml:space="preserve"> 은 모든 task 가 성공한 것이고, </w:t>
-      </w:r>
-      <w:r>
-        <w:rPr>
-          <w:rFonts w:ascii="Consolas" w:hAnsi="Consolas" w:eastAsia="맑은 고딕"/>
-          <w:b w:val="0"/>
-        </w:rPr>
-        <w:t>PARTIAL</w:t>
-      </w:r>
-      <w:r>
-        <w:rPr>
-          <w:b w:val="0"/>
-        </w:rPr>
-        <w:t xml:space="preserve"> 은 일부만 성공한 것으로 </w:t>
-      </w:r>
-      <w:r>
-        <w:rPr>
-          <w:rFonts w:ascii="Consolas" w:hAnsi="Consolas" w:eastAsia="맑은 고딕"/>
-          <w:b w:val="0"/>
-        </w:rPr>
-        <w:t>best_effort</w:t>
-      </w:r>
-      <w:r>
-        <w:rPr>
-          <w:b w:val="0"/>
-        </w:rPr>
-        <w:t xml:space="preserve"> 정책에서 나온다. </w:t>
-      </w:r>
-      <w:r>
-        <w:rPr>
-          <w:rFonts w:ascii="Consolas" w:hAnsi="Consolas" w:eastAsia="맑은 고딕"/>
-          <w:b w:val="0"/>
-        </w:rPr>
-        <w:t>FAILED</w:t>
-      </w:r>
-      <w:r>
-        <w:rPr>
-          <w:b w:val="0"/>
-        </w:rPr>
-        <w:t xml:space="preserve"> 는 실패, </w:t>
-      </w:r>
-      <w:r>
-        <w:rPr>
-          <w:rFonts w:ascii="Consolas" w:hAnsi="Consolas" w:eastAsia="맑은 고딕"/>
-          <w:b w:val="0"/>
-        </w:rPr>
-        <w:t>CANCELLED</w:t>
-      </w:r>
-      <w:r>
-        <w:rPr>
-          <w:b w:val="0"/>
-        </w:rPr>
-        <w:t xml:space="preserve"> 는 취소다. 이 넷에 도달하면 더 변하지 않으므로 폴링을 멈추면 된다.</w:t>
+        <w:t xml:space="preserve">요청을 검증·분할한 뒤 Job을 SPLITTING으로 저장한다. 백그라운드 실행은 PENDING에서 슬롯을 기다리고, 슬롯을 얻으면 RUNNING으로 전환해 task를 실행한다. 종료 상태는 넷이다. DONE 은 모든 task 가 성공한 것이고, PARTIAL 은 일부만 성공한 것으로 best_effort 정책에서 나온다. FAILED 는 실패, CANCELLED 는 취소다. 이 넷에 도달하면 더 변하지 않으므로 폴링을 멈추면 된다.</w:t>
       </w:r>
     </w:p>
     <w:p>
@@ -4350,7 +4119,7 @@
           <w:rFonts w:ascii="Consolas" w:hAnsi="Consolas" w:eastAsia="맑은 고딕"/>
           <w:sz w:val="18"/>
         </w:rPr>
-        <w:t>curl -s localhost:8088/query-execute -H 'content-type: application/json' -d '{</w:t>
+        <w:t xml:space="preserve">curl -s localhost:8088/query-execute -H 'content-type: application/json' --data-binary @- &lt;&lt;'JSON'</w:t>
       </w:r>
     </w:p>
     <w:p>
@@ -4362,7 +4131,7 @@
           <w:rFonts w:ascii="Consolas" w:hAnsi="Consolas" w:eastAsia="맑은 고딕"/>
           <w:sz w:val="18"/>
         </w:rPr>
-        <w:t xml:space="preserve">  "template_id": "sales_migration",</w:t>
+        <w:t xml:space="preserve">{</w:t>
       </w:r>
     </w:p>
     <w:p>
@@ -4374,7 +4143,7 @@
           <w:rFonts w:ascii="Consolas" w:hAnsi="Consolas" w:eastAsia="맑은 고딕"/>
           <w:sz w:val="18"/>
         </w:rPr>
-        <w:t xml:space="preserve">  "params": [{"name": "region", "value": "KR"}],</w:t>
+        <w:t xml:space="preserve">  "template_id": "sales_migration",</w:t>
       </w:r>
     </w:p>
     <w:p>
@@ -4386,7 +4155,7 @@
           <w:rFonts w:ascii="Consolas" w:hAnsi="Consolas" w:eastAsia="맑은 고딕"/>
           <w:sz w:val="18"/>
         </w:rPr>
-        <w:t xml:space="preserve">  "limit": 100</w:t>
+        <w:t xml:space="preserve">  "params": [{"name": "region", "value": "KR"}],</w:t>
       </w:r>
     </w:p>
     <w:p>
@@ -4398,7 +4167,31 @@
           <w:rFonts w:ascii="Consolas" w:hAnsi="Consolas" w:eastAsia="맑은 고딕"/>
           <w:sz w:val="18"/>
         </w:rPr>
-        <w:t>}'</w:t>
+        <w:t xml:space="preserve">  "limit": 100</w:t>
+      </w:r>
+    </w:p>
+    <w:p>
+      <w:pPr>
+        <w:spacing w:after="0" w:before="0"/>
+      </w:pPr>
+      <w:r>
+        <w:rPr>
+          <w:rFonts w:ascii="Consolas" w:hAnsi="Consolas" w:eastAsia="맑은 고딕"/>
+          <w:sz w:val="18"/>
+        </w:rPr>
+        <w:t xml:space="preserve">}</w:t>
+      </w:r>
+    </w:p>
+    <w:p>
+      <w:pPr>
+        <w:spacing w:after="0" w:before="0"/>
+      </w:pPr>
+      <w:r>
+        <w:rPr>
+          <w:rFonts w:ascii="Consolas" w:hAnsi="Consolas" w:eastAsia="맑은 고딕"/>
+          <w:sz w:val="18"/>
+        </w:rPr>
+        <w:t xml:space="preserve">JSON</w:t>
       </w:r>
     </w:p>
     <w:p/>
@@ -4769,78 +4562,7 @@
           <w:rFonts w:ascii="Consolas" w:hAnsi="Consolas" w:eastAsia="맑은 고딕"/>
           <w:b w:val="0"/>
         </w:rPr>
-        <w:t>422</w:t>
-      </w:r>
-      <w:r>
-        <w:rPr>
-          <w:b w:val="0"/>
-        </w:rPr>
-        <w:t xml:space="preserve"> 가 두 형태라는 점에 주의한다. 위처럼 이 애플리케이션이 던지는 도메인 검증 오류는 </w:t>
-      </w:r>
-      <w:r>
-        <w:rPr>
-          <w:rFonts w:ascii="Consolas" w:hAnsi="Consolas" w:eastAsia="맑은 고딕"/>
-          <w:b w:val="0"/>
-        </w:rPr>
-        <w:t>error_code</w:t>
-      </w:r>
-      <w:r>
-        <w:rPr>
-          <w:b w:val="0"/>
-        </w:rPr>
-        <w:t xml:space="preserve"> 와 </w:t>
-      </w:r>
-      <w:r>
-        <w:rPr>
-          <w:rFonts w:ascii="Consolas" w:hAnsi="Consolas" w:eastAsia="맑은 고딕"/>
-          <w:b w:val="0"/>
-        </w:rPr>
-        <w:t>message</w:t>
-      </w:r>
-      <w:r>
-        <w:rPr>
-          <w:b w:val="0"/>
-        </w:rPr>
-        <w:t xml:space="preserve"> 를 담아 원인을 코드로 분기할 수 있지만, 요청 본문이 스키마 자체에 어긋나 프레임워크가 막는 경우(예: </w:t>
-      </w:r>
-      <w:r>
-        <w:rPr>
-          <w:rFonts w:ascii="Consolas" w:hAnsi="Consolas" w:eastAsia="맑은 고딕"/>
-          <w:b w:val="0"/>
-        </w:rPr>
-        <w:t>sql</w:t>
-      </w:r>
-      <w:r>
-        <w:rPr>
-          <w:b w:val="0"/>
-        </w:rPr>
-        <w:t xml:space="preserve"> 을 아예 빠뜨리거나 </w:t>
-      </w:r>
-      <w:r>
-        <w:rPr>
-          <w:rFonts w:ascii="Consolas" w:hAnsi="Consolas" w:eastAsia="맑은 고딕"/>
-          <w:b w:val="0"/>
-        </w:rPr>
-        <w:t>parallelism</w:t>
-      </w:r>
-      <w:r>
-        <w:rPr>
-          <w:b w:val="0"/>
-        </w:rPr>
-        <w:t xml:space="preserve"> 이 범위를 벗어난 경우)는 </w:t>
-      </w:r>
-      <w:r>
-        <w:rPr>
-          <w:rFonts w:ascii="Consolas" w:hAnsi="Consolas" w:eastAsia="맑은 고딕"/>
-          <w:b w:val="0"/>
-        </w:rPr>
-        <w:t>detail</w:t>
-      </w:r>
-      <w:r>
-        <w:rPr>
-          <w:b w:val="0"/>
-        </w:rPr>
-        <w:t xml:space="preserve"> 배열 형태로 온다. 클라이언트를 만든다면 두 형태를 모두 처리한다.</w:t>
+        <w:t xml:space="preserve">422 가 두 형태라는 점에 주의한다. 위처럼 이 애플리케이션이 던지는 도메인 검증 오류는 error_code 와 message 를 담아 원인을 코드로 분기할 수 있지만, 요청 본문이 스키마 자체에 어긋나 프레임워크가 막는 경우(예: parallelism이 허용 범위를 벗어나거나 필드 타입이 잘못된 경우)는 detail 배열 형태로 온다. 클라이언트를 만든다면 두 형태를 모두 처리한다.</w:t>
       </w:r>
     </w:p>
     <w:p>
@@ -5060,104 +4782,7 @@
           <w:rFonts w:ascii="Consolas" w:hAnsi="Consolas" w:eastAsia="맑은 고딕"/>
           <w:b w:val="0"/>
         </w:rPr>
-        <w:t>UNSUPPORTED_JOIN</w:t>
-      </w:r>
-      <w:r>
-        <w:rPr>
-          <w:b w:val="0"/>
-        </w:rPr>
-        <w:t xml:space="preserve"> 과 </w:t>
-      </w:r>
-      <w:r>
-        <w:rPr>
-          <w:rFonts w:ascii="Consolas" w:hAnsi="Consolas" w:eastAsia="맑은 고딕"/>
-          <w:b w:val="0"/>
-        </w:rPr>
-        <w:t>UNSUPPORTED_GROUP_BY</w:t>
-      </w:r>
-      <w:r>
-        <w:rPr>
-          <w:b w:val="0"/>
-        </w:rPr>
-        <w:t xml:space="preserve">, </w:t>
-      </w:r>
-      <w:r>
-        <w:rPr>
-          <w:rFonts w:ascii="Consolas" w:hAnsi="Consolas" w:eastAsia="맑은 고딕"/>
-          <w:b w:val="0"/>
-        </w:rPr>
-        <w:t>UNSUPPORTED_HAVING</w:t>
-      </w:r>
-      <w:r>
-        <w:rPr>
-          <w:b w:val="0"/>
-        </w:rPr>
-        <w:t xml:space="preserve">, </w:t>
-      </w:r>
-      <w:r>
-        <w:rPr>
-          <w:rFonts w:ascii="Consolas" w:hAnsi="Consolas" w:eastAsia="맑은 고딕"/>
-          <w:b w:val="0"/>
-        </w:rPr>
-        <w:t>UNSUPPORTED_DISTINCT</w:t>
-      </w:r>
-      <w:r>
-        <w:rPr>
-          <w:b w:val="0"/>
-        </w:rPr>
-        <w:t xml:space="preserve">, </w:t>
-      </w:r>
-      <w:r>
-        <w:rPr>
-          <w:rFonts w:ascii="Consolas" w:hAnsi="Consolas" w:eastAsia="맑은 고딕"/>
-          <w:b w:val="0"/>
-        </w:rPr>
-        <w:t>UNSUPPORTED_AGGREGATE</w:t>
-      </w:r>
-      <w:r>
-        <w:rPr>
-          <w:b w:val="0"/>
-        </w:rPr>
-        <w:t xml:space="preserve"> 는 모두 원인이 하나다. 기본값인 </w:t>
-      </w:r>
-      <w:r>
-        <w:rPr>
-          <w:rFonts w:ascii="Consolas" w:hAnsi="Consolas" w:eastAsia="맑은 고딕"/>
-          <w:b w:val="0"/>
-        </w:rPr>
-        <w:t>strict_validation: true</w:t>
-      </w:r>
-      <w:r>
-        <w:rPr>
-          <w:b w:val="0"/>
-        </w:rPr>
-        <w:t xml:space="preserve"> 가 단순한 SELECT 만 받는데 JOIN 이나 GROUP BY 가 섞인 쿼리를 보냈다는 뜻이다. </w:t>
-      </w:r>
-      <w:r>
-        <w:rPr>
-          <w:rFonts w:ascii="Consolas" w:hAnsi="Consolas" w:eastAsia="맑은 고딕"/>
-          <w:b w:val="0"/>
-        </w:rPr>
-        <w:t>false</w:t>
-      </w:r>
-      <w:r>
-        <w:rPr>
-          <w:b w:val="0"/>
-        </w:rPr>
-        <w:t xml:space="preserve"> 로 두면 복합 쿼리도 받으면서 파티션 </w:t>
-      </w:r>
-      <w:r>
-        <w:rPr>
-          <w:rFonts w:ascii="Consolas" w:hAnsi="Consolas" w:eastAsia="맑은 고딕"/>
-          <w:b w:val="0"/>
-        </w:rPr>
-        <w:t>IN</w:t>
-      </w:r>
-      <w:r>
-        <w:rPr>
-          <w:b w:val="0"/>
-        </w:rPr>
-        <w:t xml:space="preserve"> 절을 쿼리 어디에 있든 찾아 나눈다.</w:t>
+        <w:t xml:space="preserve">UNSUPPORTED_JOIN 과 UNSUPPORTED_GROUP_BY, UNSUPPORTED_HAVING, UNSUPPORTED_DISTINCT, UNSUPPORTED_AGGREGATE 는 모두 원인이 하나다. 기본값인 strict_validation: true 가 단순한 SELECT 만 받는데 JOIN 이나 GROUP BY 가 섞인 쿼리를 보냈다는 뜻이다. false 로 두면 복합 쿼리도 받으면서 중첩 SELECT의 WHERE에 있는 파티션 IN도 찾아 나눈다. 이 경우에도 분할 조건은 반드시 적용되는 양의 필터여야 하며, 위반하면 UNSAFE_PARTITION_PREDICATE가 나온다.</w:t>
       </w:r>
     </w:p>
     <w:p>
